--- a/6-过程管理/流程制度规范类文件/HXDL-ITSS-0603-事件管理程序.docx
+++ b/6-过程管理/流程制度规范类文件/HXDL-ITSS-0603-事件管理程序.docx
@@ -26,7 +26,7 @@
           <w:lang w:val="en-US" w:eastAsia="zh-CN"/>
         </w:rPr>
       </w:pPr>
-      <w:bookmarkStart w:id="0" w:name="_Toc1699"/>
+      <w:bookmarkStart w:id="0" w:name="_Toc32152"/>
       <w:r>
         <w:drawing>
           <wp:anchor distT="0" distB="0" distL="114300" distR="114300" simplePos="0" relativeHeight="251659264" behindDoc="1" locked="0" layoutInCell="1" allowOverlap="1">
@@ -112,7 +112,7 @@
           <w:lang w:val="en-US" w:eastAsia="zh-CN"/>
         </w:rPr>
       </w:pPr>
-      <w:bookmarkStart w:id="1" w:name="_Toc23264"/>
+      <w:bookmarkStart w:id="1" w:name="_Toc16073"/>
       <w:r>
         <w:rPr>
           <w:rFonts w:hint="eastAsia"/>
@@ -147,7 +147,7 @@
           <w:lang w:val="en-US" w:eastAsia="zh-CN"/>
         </w:rPr>
       </w:pPr>
-      <w:bookmarkStart w:id="2" w:name="_Toc29051"/>
+      <w:bookmarkStart w:id="2" w:name="_Toc22970"/>
       <w:r>
         <w:rPr>
           <w:rFonts w:hint="eastAsia"/>
@@ -680,7 +680,7 @@
           <w:szCs w:val="30"/>
         </w:rPr>
       </w:pPr>
-      <w:bookmarkStart w:id="3" w:name="_Toc24617"/>
+      <w:bookmarkStart w:id="3" w:name="_Toc24718"/>
       <w:r>
         <w:rPr>
           <w:rFonts w:ascii="宋体" w:hAnsi="宋体" w:eastAsia="宋体" w:cs="宋体"/>
@@ -2235,7 +2235,7 @@
               <w:rFonts w:hint="default"/>
               <w:lang w:val="en-US" w:eastAsia="zh-CN"/>
             </w:rPr>
-            <w:instrText xml:space="preserve"> HYPERLINK \l _Toc1699 </w:instrText>
+            <w:instrText xml:space="preserve"> HYPERLINK \l _Toc32152 </w:instrText>
           </w:r>
           <w:r>
             <w:rPr>
@@ -2258,7 +2258,7 @@
             <w:fldChar w:fldCharType="begin"/>
           </w:r>
           <w:r>
-            <w:instrText xml:space="preserve"> PAGEREF _Toc1699 \h </w:instrText>
+            <w:instrText xml:space="preserve"> PAGEREF _Toc32152 \h </w:instrText>
           </w:r>
           <w:r>
             <w:fldChar w:fldCharType="separate"/>
@@ -2296,7 +2296,7 @@
               <w:rFonts w:hint="default"/>
               <w:lang w:val="en-US" w:eastAsia="zh-CN"/>
             </w:rPr>
-            <w:instrText xml:space="preserve"> HYPERLINK \l _Toc23264 </w:instrText>
+            <w:instrText xml:space="preserve"> HYPERLINK \l _Toc16073 </w:instrText>
           </w:r>
           <w:r>
             <w:rPr>
@@ -2319,7 +2319,7 @@
             <w:fldChar w:fldCharType="begin"/>
           </w:r>
           <w:r>
-            <w:instrText xml:space="preserve"> PAGEREF _Toc23264 \h </w:instrText>
+            <w:instrText xml:space="preserve"> PAGEREF _Toc16073 \h </w:instrText>
           </w:r>
           <w:r>
             <w:fldChar w:fldCharType="separate"/>
@@ -2357,7 +2357,7 @@
               <w:rFonts w:hint="default"/>
               <w:lang w:val="en-US" w:eastAsia="zh-CN"/>
             </w:rPr>
-            <w:instrText xml:space="preserve"> HYPERLINK \l _Toc29051 </w:instrText>
+            <w:instrText xml:space="preserve"> HYPERLINK \l _Toc22970 </w:instrText>
           </w:r>
           <w:r>
             <w:rPr>
@@ -2371,7 +2371,7 @@
               <w:rFonts w:hint="eastAsia"/>
               <w:lang w:val="en-US" w:eastAsia="zh-CN"/>
             </w:rPr>
-            <w:t>（HXDL-ITSS-0601）</w:t>
+            <w:t>（HXDL-ITSS-0603）</w:t>
           </w:r>
           <w:r>
             <w:tab/>
@@ -2380,7 +2380,7 @@
             <w:fldChar w:fldCharType="begin"/>
           </w:r>
           <w:r>
-            <w:instrText xml:space="preserve"> PAGEREF _Toc29051 \h </w:instrText>
+            <w:instrText xml:space="preserve"> PAGEREF _Toc22970 \h </w:instrText>
           </w:r>
           <w:r>
             <w:fldChar w:fldCharType="separate"/>
@@ -2418,7 +2418,7 @@
               <w:rFonts w:hint="default"/>
               <w:lang w:val="en-US" w:eastAsia="zh-CN"/>
             </w:rPr>
-            <w:instrText xml:space="preserve"> HYPERLINK \l _Toc24617 </w:instrText>
+            <w:instrText xml:space="preserve"> HYPERLINK \l _Toc24718 </w:instrText>
           </w:r>
           <w:r>
             <w:rPr>
@@ -2443,7 +2443,7 @@
             <w:fldChar w:fldCharType="begin"/>
           </w:r>
           <w:r>
-            <w:instrText xml:space="preserve"> PAGEREF _Toc24617 \h </w:instrText>
+            <w:instrText xml:space="preserve"> PAGEREF _Toc24718 \h </w:instrText>
           </w:r>
           <w:r>
             <w:fldChar w:fldCharType="separate"/>
@@ -2481,7 +2481,7 @@
               <w:rFonts w:hint="default"/>
               <w:lang w:val="en-US" w:eastAsia="zh-CN"/>
             </w:rPr>
-            <w:instrText xml:space="preserve"> HYPERLINK \l _Toc30545 </w:instrText>
+            <w:instrText xml:space="preserve"> HYPERLINK \l _Toc11147 </w:instrText>
           </w:r>
           <w:r>
             <w:rPr>
@@ -2504,7 +2504,7 @@
             <w:fldChar w:fldCharType="begin"/>
           </w:r>
           <w:r>
-            <w:instrText xml:space="preserve"> PAGEREF _Toc30545 \h </w:instrText>
+            <w:instrText xml:space="preserve"> PAGEREF _Toc11147 \h </w:instrText>
           </w:r>
           <w:r>
             <w:fldChar w:fldCharType="separate"/>
@@ -2542,7 +2542,7 @@
               <w:rFonts w:hint="default"/>
               <w:lang w:val="en-US" w:eastAsia="zh-CN"/>
             </w:rPr>
-            <w:instrText xml:space="preserve"> HYPERLINK \l _Toc22575 </w:instrText>
+            <w:instrText xml:space="preserve"> HYPERLINK \l _Toc14547 </w:instrText>
           </w:r>
           <w:r>
             <w:rPr>
@@ -2565,7 +2565,7 @@
             <w:fldChar w:fldCharType="begin"/>
           </w:r>
           <w:r>
-            <w:instrText xml:space="preserve"> PAGEREF _Toc22575 \h </w:instrText>
+            <w:instrText xml:space="preserve"> PAGEREF _Toc14547 \h </w:instrText>
           </w:r>
           <w:r>
             <w:fldChar w:fldCharType="separate"/>
@@ -2603,7 +2603,7 @@
               <w:rFonts w:hint="default"/>
               <w:lang w:val="en-US" w:eastAsia="zh-CN"/>
             </w:rPr>
-            <w:instrText xml:space="preserve"> HYPERLINK \l _Toc4803 </w:instrText>
+            <w:instrText xml:space="preserve"> HYPERLINK \l _Toc24626 </w:instrText>
           </w:r>
           <w:r>
             <w:rPr>
@@ -2626,7 +2626,7 @@
             <w:fldChar w:fldCharType="begin"/>
           </w:r>
           <w:r>
-            <w:instrText xml:space="preserve"> PAGEREF _Toc4803 \h </w:instrText>
+            <w:instrText xml:space="preserve"> PAGEREF _Toc24626 \h </w:instrText>
           </w:r>
           <w:r>
             <w:fldChar w:fldCharType="separate"/>
@@ -2664,7 +2664,7 @@
               <w:rFonts w:hint="default"/>
               <w:lang w:val="en-US" w:eastAsia="zh-CN"/>
             </w:rPr>
-            <w:instrText xml:space="preserve"> HYPERLINK \l _Toc6896 </w:instrText>
+            <w:instrText xml:space="preserve"> HYPERLINK \l _Toc28320 </w:instrText>
           </w:r>
           <w:r>
             <w:rPr>
@@ -2687,7 +2687,7 @@
             <w:fldChar w:fldCharType="begin"/>
           </w:r>
           <w:r>
-            <w:instrText xml:space="preserve"> PAGEREF _Toc6896 \h </w:instrText>
+            <w:instrText xml:space="preserve"> PAGEREF _Toc28320 \h </w:instrText>
           </w:r>
           <w:r>
             <w:fldChar w:fldCharType="separate"/>
@@ -2725,7 +2725,7 @@
               <w:rFonts w:hint="default"/>
               <w:lang w:val="en-US" w:eastAsia="zh-CN"/>
             </w:rPr>
-            <w:instrText xml:space="preserve"> HYPERLINK \l _Toc11357 </w:instrText>
+            <w:instrText xml:space="preserve"> HYPERLINK \l _Toc7971 </w:instrText>
           </w:r>
           <w:r>
             <w:rPr>
@@ -2748,7 +2748,7 @@
             <w:fldChar w:fldCharType="begin"/>
           </w:r>
           <w:r>
-            <w:instrText xml:space="preserve"> PAGEREF _Toc11357 \h </w:instrText>
+            <w:instrText xml:space="preserve"> PAGEREF _Toc7971 \h </w:instrText>
           </w:r>
           <w:r>
             <w:fldChar w:fldCharType="separate"/>
@@ -2786,7 +2786,7 @@
               <w:rFonts w:hint="default"/>
               <w:lang w:val="en-US" w:eastAsia="zh-CN"/>
             </w:rPr>
-            <w:instrText xml:space="preserve"> HYPERLINK \l _Toc17700 </w:instrText>
+            <w:instrText xml:space="preserve"> HYPERLINK \l _Toc32229 </w:instrText>
           </w:r>
           <w:r>
             <w:rPr>
@@ -2823,7 +2823,7 @@
             <w:fldChar w:fldCharType="begin"/>
           </w:r>
           <w:r>
-            <w:instrText xml:space="preserve"> PAGEREF _Toc17700 \h </w:instrText>
+            <w:instrText xml:space="preserve"> PAGEREF _Toc32229 \h </w:instrText>
           </w:r>
           <w:r>
             <w:fldChar w:fldCharType="separate"/>
@@ -2861,7 +2861,7 @@
               <w:rFonts w:hint="default"/>
               <w:lang w:val="en-US" w:eastAsia="zh-CN"/>
             </w:rPr>
-            <w:instrText xml:space="preserve"> HYPERLINK \l _Toc29397 </w:instrText>
+            <w:instrText xml:space="preserve"> HYPERLINK \l _Toc17845 </w:instrText>
           </w:r>
           <w:r>
             <w:rPr>
@@ -2884,7 +2884,7 @@
             <w:fldChar w:fldCharType="begin"/>
           </w:r>
           <w:r>
-            <w:instrText xml:space="preserve"> PAGEREF _Toc29397 \h </w:instrText>
+            <w:instrText xml:space="preserve"> PAGEREF _Toc17845 \h </w:instrText>
           </w:r>
           <w:r>
             <w:fldChar w:fldCharType="separate"/>
@@ -2922,7 +2922,7 @@
               <w:rFonts w:hint="default"/>
               <w:lang w:val="en-US" w:eastAsia="zh-CN"/>
             </w:rPr>
-            <w:instrText xml:space="preserve"> HYPERLINK \l _Toc9250 </w:instrText>
+            <w:instrText xml:space="preserve"> HYPERLINK \l _Toc25393 </w:instrText>
           </w:r>
           <w:r>
             <w:rPr>
@@ -2945,7 +2945,7 @@
             <w:fldChar w:fldCharType="begin"/>
           </w:r>
           <w:r>
-            <w:instrText xml:space="preserve"> PAGEREF _Toc9250 \h </w:instrText>
+            <w:instrText xml:space="preserve"> PAGEREF _Toc25393 \h </w:instrText>
           </w:r>
           <w:r>
             <w:fldChar w:fldCharType="separate"/>
@@ -2983,7 +2983,7 @@
               <w:rFonts w:hint="default"/>
               <w:lang w:val="en-US" w:eastAsia="zh-CN"/>
             </w:rPr>
-            <w:instrText xml:space="preserve"> HYPERLINK \l _Toc14798 </w:instrText>
+            <w:instrText xml:space="preserve"> HYPERLINK \l _Toc2152 </w:instrText>
           </w:r>
           <w:r>
             <w:rPr>
@@ -3006,7 +3006,7 @@
             <w:fldChar w:fldCharType="begin"/>
           </w:r>
           <w:r>
-            <w:instrText xml:space="preserve"> PAGEREF _Toc14798 \h </w:instrText>
+            <w:instrText xml:space="preserve"> PAGEREF _Toc2152 \h </w:instrText>
           </w:r>
           <w:r>
             <w:fldChar w:fldCharType="separate"/>
@@ -3044,7 +3044,7 @@
               <w:rFonts w:hint="default"/>
               <w:lang w:val="en-US" w:eastAsia="zh-CN"/>
             </w:rPr>
-            <w:instrText xml:space="preserve"> HYPERLINK \l _Toc12796 </w:instrText>
+            <w:instrText xml:space="preserve"> HYPERLINK \l _Toc19056 </w:instrText>
           </w:r>
           <w:r>
             <w:rPr>
@@ -3067,7 +3067,7 @@
             <w:fldChar w:fldCharType="begin"/>
           </w:r>
           <w:r>
-            <w:instrText xml:space="preserve"> PAGEREF _Toc12796 \h </w:instrText>
+            <w:instrText xml:space="preserve"> PAGEREF _Toc19056 \h </w:instrText>
           </w:r>
           <w:r>
             <w:fldChar w:fldCharType="separate"/>
@@ -3105,7 +3105,7 @@
               <w:rFonts w:hint="default"/>
               <w:lang w:val="en-US" w:eastAsia="zh-CN"/>
             </w:rPr>
-            <w:instrText xml:space="preserve"> HYPERLINK \l _Toc15374 </w:instrText>
+            <w:instrText xml:space="preserve"> HYPERLINK \l _Toc12091 </w:instrText>
           </w:r>
           <w:r>
             <w:rPr>
@@ -3128,7 +3128,7 @@
             <w:fldChar w:fldCharType="begin"/>
           </w:r>
           <w:r>
-            <w:instrText xml:space="preserve"> PAGEREF _Toc15374 \h </w:instrText>
+            <w:instrText xml:space="preserve"> PAGEREF _Toc12091 \h </w:instrText>
           </w:r>
           <w:r>
             <w:fldChar w:fldCharType="separate"/>
@@ -3166,7 +3166,7 @@
               <w:rFonts w:hint="default"/>
               <w:lang w:val="en-US" w:eastAsia="zh-CN"/>
             </w:rPr>
-            <w:instrText xml:space="preserve"> HYPERLINK \l _Toc11127 </w:instrText>
+            <w:instrText xml:space="preserve"> HYPERLINK \l _Toc100 </w:instrText>
           </w:r>
           <w:r>
             <w:rPr>
@@ -3189,7 +3189,7 @@
             <w:fldChar w:fldCharType="begin"/>
           </w:r>
           <w:r>
-            <w:instrText xml:space="preserve"> PAGEREF _Toc11127 \h </w:instrText>
+            <w:instrText xml:space="preserve"> PAGEREF _Toc100 \h </w:instrText>
           </w:r>
           <w:r>
             <w:fldChar w:fldCharType="separate"/>
@@ -3227,7 +3227,7 @@
               <w:rFonts w:hint="default"/>
               <w:lang w:val="en-US" w:eastAsia="zh-CN"/>
             </w:rPr>
-            <w:instrText xml:space="preserve"> HYPERLINK \l _Toc17422 </w:instrText>
+            <w:instrText xml:space="preserve"> HYPERLINK \l _Toc19902 </w:instrText>
           </w:r>
           <w:r>
             <w:rPr>
@@ -3250,7 +3250,7 @@
             <w:fldChar w:fldCharType="begin"/>
           </w:r>
           <w:r>
-            <w:instrText xml:space="preserve"> PAGEREF _Toc17422 \h </w:instrText>
+            <w:instrText xml:space="preserve"> PAGEREF _Toc19902 \h </w:instrText>
           </w:r>
           <w:r>
             <w:fldChar w:fldCharType="separate"/>
@@ -3288,7 +3288,7 @@
               <w:rFonts w:hint="default"/>
               <w:lang w:val="en-US" w:eastAsia="zh-CN"/>
             </w:rPr>
-            <w:instrText xml:space="preserve"> HYPERLINK \l _Toc22218 </w:instrText>
+            <w:instrText xml:space="preserve"> HYPERLINK \l _Toc9442 </w:instrText>
           </w:r>
           <w:r>
             <w:rPr>
@@ -3311,7 +3311,7 @@
             <w:fldChar w:fldCharType="begin"/>
           </w:r>
           <w:r>
-            <w:instrText xml:space="preserve"> PAGEREF _Toc22218 \h </w:instrText>
+            <w:instrText xml:space="preserve"> PAGEREF _Toc9442 \h </w:instrText>
           </w:r>
           <w:r>
             <w:fldChar w:fldCharType="separate"/>
@@ -3349,7 +3349,7 @@
               <w:rFonts w:hint="default"/>
               <w:lang w:val="en-US" w:eastAsia="zh-CN"/>
             </w:rPr>
-            <w:instrText xml:space="preserve"> HYPERLINK \l _Toc5697 </w:instrText>
+            <w:instrText xml:space="preserve"> HYPERLINK \l _Toc7375 </w:instrText>
           </w:r>
           <w:r>
             <w:rPr>
@@ -3372,7 +3372,7 @@
             <w:fldChar w:fldCharType="begin"/>
           </w:r>
           <w:r>
-            <w:instrText xml:space="preserve"> PAGEREF _Toc5697 \h </w:instrText>
+            <w:instrText xml:space="preserve"> PAGEREF _Toc7375 \h </w:instrText>
           </w:r>
           <w:r>
             <w:fldChar w:fldCharType="separate"/>
@@ -3410,7 +3410,7 @@
               <w:rFonts w:hint="default"/>
               <w:lang w:val="en-US" w:eastAsia="zh-CN"/>
             </w:rPr>
-            <w:instrText xml:space="preserve"> HYPERLINK \l _Toc2376 </w:instrText>
+            <w:instrText xml:space="preserve"> HYPERLINK \l _Toc19500 </w:instrText>
           </w:r>
           <w:r>
             <w:rPr>
@@ -3433,7 +3433,7 @@
             <w:fldChar w:fldCharType="begin"/>
           </w:r>
           <w:r>
-            <w:instrText xml:space="preserve"> PAGEREF _Toc2376 \h </w:instrText>
+            <w:instrText xml:space="preserve"> PAGEREF _Toc19500 \h </w:instrText>
           </w:r>
           <w:r>
             <w:fldChar w:fldCharType="separate"/>
@@ -3471,7 +3471,7 @@
               <w:rFonts w:hint="default"/>
               <w:lang w:val="en-US" w:eastAsia="zh-CN"/>
             </w:rPr>
-            <w:instrText xml:space="preserve"> HYPERLINK \l _Toc4763 </w:instrText>
+            <w:instrText xml:space="preserve"> HYPERLINK \l _Toc2847 </w:instrText>
           </w:r>
           <w:r>
             <w:rPr>
@@ -3494,7 +3494,7 @@
             <w:fldChar w:fldCharType="begin"/>
           </w:r>
           <w:r>
-            <w:instrText xml:space="preserve"> PAGEREF _Toc4763 \h </w:instrText>
+            <w:instrText xml:space="preserve"> PAGEREF _Toc2847 \h </w:instrText>
           </w:r>
           <w:r>
             <w:fldChar w:fldCharType="separate"/>
@@ -3532,7 +3532,7 @@
               <w:rFonts w:hint="default"/>
               <w:lang w:val="en-US" w:eastAsia="zh-CN"/>
             </w:rPr>
-            <w:instrText xml:space="preserve"> HYPERLINK \l _Toc11104 </w:instrText>
+            <w:instrText xml:space="preserve"> HYPERLINK \l _Toc28630 </w:instrText>
           </w:r>
           <w:r>
             <w:rPr>
@@ -3555,7 +3555,7 @@
             <w:fldChar w:fldCharType="begin"/>
           </w:r>
           <w:r>
-            <w:instrText xml:space="preserve"> PAGEREF _Toc11104 \h </w:instrText>
+            <w:instrText xml:space="preserve"> PAGEREF _Toc28630 \h </w:instrText>
           </w:r>
           <w:r>
             <w:fldChar w:fldCharType="separate"/>
@@ -3593,7 +3593,7 @@
               <w:rFonts w:hint="default"/>
               <w:lang w:val="en-US" w:eastAsia="zh-CN"/>
             </w:rPr>
-            <w:instrText xml:space="preserve"> HYPERLINK \l _Toc28424 </w:instrText>
+            <w:instrText xml:space="preserve"> HYPERLINK \l _Toc751 </w:instrText>
           </w:r>
           <w:r>
             <w:rPr>
@@ -3616,7 +3616,7 @@
             <w:fldChar w:fldCharType="begin"/>
           </w:r>
           <w:r>
-            <w:instrText xml:space="preserve"> PAGEREF _Toc28424 \h </w:instrText>
+            <w:instrText xml:space="preserve"> PAGEREF _Toc751 \h </w:instrText>
           </w:r>
           <w:r>
             <w:fldChar w:fldCharType="separate"/>
@@ -3654,7 +3654,7 @@
               <w:rFonts w:hint="default"/>
               <w:lang w:val="en-US" w:eastAsia="zh-CN"/>
             </w:rPr>
-            <w:instrText xml:space="preserve"> HYPERLINK \l _Toc13721 </w:instrText>
+            <w:instrText xml:space="preserve"> HYPERLINK \l _Toc21529 </w:instrText>
           </w:r>
           <w:r>
             <w:rPr>
@@ -3677,7 +3677,7 @@
             <w:fldChar w:fldCharType="begin"/>
           </w:r>
           <w:r>
-            <w:instrText xml:space="preserve"> PAGEREF _Toc13721 \h </w:instrText>
+            <w:instrText xml:space="preserve"> PAGEREF _Toc21529 \h </w:instrText>
           </w:r>
           <w:r>
             <w:fldChar w:fldCharType="separate"/>
@@ -3715,7 +3715,7 @@
               <w:rFonts w:hint="default"/>
               <w:lang w:val="en-US" w:eastAsia="zh-CN"/>
             </w:rPr>
-            <w:instrText xml:space="preserve"> HYPERLINK \l _Toc15102 </w:instrText>
+            <w:instrText xml:space="preserve"> HYPERLINK \l _Toc5800 </w:instrText>
           </w:r>
           <w:r>
             <w:rPr>
@@ -3738,7 +3738,7 @@
             <w:fldChar w:fldCharType="begin"/>
           </w:r>
           <w:r>
-            <w:instrText xml:space="preserve"> PAGEREF _Toc15102 \h </w:instrText>
+            <w:instrText xml:space="preserve"> PAGEREF _Toc5800 \h </w:instrText>
           </w:r>
           <w:r>
             <w:fldChar w:fldCharType="separate"/>
@@ -3776,7 +3776,7 @@
               <w:rFonts w:hint="default"/>
               <w:lang w:val="en-US" w:eastAsia="zh-CN"/>
             </w:rPr>
-            <w:instrText xml:space="preserve"> HYPERLINK \l _Toc13938 </w:instrText>
+            <w:instrText xml:space="preserve"> HYPERLINK \l _Toc27783 </w:instrText>
           </w:r>
           <w:r>
             <w:rPr>
@@ -3799,7 +3799,7 @@
             <w:fldChar w:fldCharType="begin"/>
           </w:r>
           <w:r>
-            <w:instrText xml:space="preserve"> PAGEREF _Toc13938 \h </w:instrText>
+            <w:instrText xml:space="preserve"> PAGEREF _Toc27783 \h </w:instrText>
           </w:r>
           <w:r>
             <w:fldChar w:fldCharType="separate"/>
@@ -3837,7 +3837,7 @@
               <w:rFonts w:hint="default"/>
               <w:lang w:val="en-US" w:eastAsia="zh-CN"/>
             </w:rPr>
-            <w:instrText xml:space="preserve"> HYPERLINK \l _Toc7255 </w:instrText>
+            <w:instrText xml:space="preserve"> HYPERLINK \l _Toc4918 </w:instrText>
           </w:r>
           <w:r>
             <w:rPr>
@@ -3860,7 +3860,7 @@
             <w:fldChar w:fldCharType="begin"/>
           </w:r>
           <w:r>
-            <w:instrText xml:space="preserve"> PAGEREF _Toc7255 \h </w:instrText>
+            <w:instrText xml:space="preserve"> PAGEREF _Toc4918 \h </w:instrText>
           </w:r>
           <w:r>
             <w:fldChar w:fldCharType="separate"/>
@@ -3898,7 +3898,7 @@
               <w:rFonts w:hint="default"/>
               <w:lang w:val="en-US" w:eastAsia="zh-CN"/>
             </w:rPr>
-            <w:instrText xml:space="preserve"> HYPERLINK \l _Toc12374 </w:instrText>
+            <w:instrText xml:space="preserve"> HYPERLINK \l _Toc25458 </w:instrText>
           </w:r>
           <w:r>
             <w:rPr>
@@ -3928,7 +3928,7 @@
             <w:fldChar w:fldCharType="begin"/>
           </w:r>
           <w:r>
-            <w:instrText xml:space="preserve"> PAGEREF _Toc12374 \h </w:instrText>
+            <w:instrText xml:space="preserve"> PAGEREF _Toc25458 \h </w:instrText>
           </w:r>
           <w:r>
             <w:fldChar w:fldCharType="separate"/>
@@ -3966,7 +3966,7 @@
               <w:rFonts w:hint="default"/>
               <w:lang w:val="en-US" w:eastAsia="zh-CN"/>
             </w:rPr>
-            <w:instrText xml:space="preserve"> HYPERLINK \l _Toc30721 </w:instrText>
+            <w:instrText xml:space="preserve"> HYPERLINK \l _Toc11863 </w:instrText>
           </w:r>
           <w:r>
             <w:rPr>
@@ -3989,7 +3989,7 @@
             <w:fldChar w:fldCharType="begin"/>
           </w:r>
           <w:r>
-            <w:instrText xml:space="preserve"> PAGEREF _Toc30721 \h </w:instrText>
+            <w:instrText xml:space="preserve"> PAGEREF _Toc11863 \h </w:instrText>
           </w:r>
           <w:r>
             <w:fldChar w:fldCharType="separate"/>
@@ -4027,7 +4027,7 @@
               <w:rFonts w:hint="default"/>
               <w:lang w:val="en-US" w:eastAsia="zh-CN"/>
             </w:rPr>
-            <w:instrText xml:space="preserve"> HYPERLINK \l _Toc22521 </w:instrText>
+            <w:instrText xml:space="preserve"> HYPERLINK \l _Toc16779 </w:instrText>
           </w:r>
           <w:r>
             <w:rPr>
@@ -4050,7 +4050,7 @@
             <w:fldChar w:fldCharType="begin"/>
           </w:r>
           <w:r>
-            <w:instrText xml:space="preserve"> PAGEREF _Toc22521 \h </w:instrText>
+            <w:instrText xml:space="preserve"> PAGEREF _Toc16779 \h </w:instrText>
           </w:r>
           <w:r>
             <w:fldChar w:fldCharType="separate"/>
@@ -4088,7 +4088,7 @@
               <w:rFonts w:hint="default"/>
               <w:lang w:val="en-US" w:eastAsia="zh-CN"/>
             </w:rPr>
-            <w:instrText xml:space="preserve"> HYPERLINK \l _Toc3415 </w:instrText>
+            <w:instrText xml:space="preserve"> HYPERLINK \l _Toc30776 </w:instrText>
           </w:r>
           <w:r>
             <w:rPr>
@@ -4111,7 +4111,7 @@
             <w:fldChar w:fldCharType="begin"/>
           </w:r>
           <w:r>
-            <w:instrText xml:space="preserve"> PAGEREF _Toc3415 \h </w:instrText>
+            <w:instrText xml:space="preserve"> PAGEREF _Toc30776 \h </w:instrText>
           </w:r>
           <w:r>
             <w:fldChar w:fldCharType="separate"/>
@@ -4149,7 +4149,7 @@
               <w:rFonts w:hint="default"/>
               <w:lang w:val="en-US" w:eastAsia="zh-CN"/>
             </w:rPr>
-            <w:instrText xml:space="preserve"> HYPERLINK \l _Toc16093 </w:instrText>
+            <w:instrText xml:space="preserve"> HYPERLINK \l _Toc24453 </w:instrText>
           </w:r>
           <w:r>
             <w:rPr>
@@ -4172,7 +4172,7 @@
             <w:fldChar w:fldCharType="begin"/>
           </w:r>
           <w:r>
-            <w:instrText xml:space="preserve"> PAGEREF _Toc16093 \h </w:instrText>
+            <w:instrText xml:space="preserve"> PAGEREF _Toc24453 \h </w:instrText>
           </w:r>
           <w:r>
             <w:fldChar w:fldCharType="separate"/>
@@ -4210,7 +4210,7 @@
               <w:rFonts w:hint="default"/>
               <w:lang w:val="en-US" w:eastAsia="zh-CN"/>
             </w:rPr>
-            <w:instrText xml:space="preserve"> HYPERLINK \l _Toc285 </w:instrText>
+            <w:instrText xml:space="preserve"> HYPERLINK \l _Toc13075 </w:instrText>
           </w:r>
           <w:r>
             <w:rPr>
@@ -4240,7 +4240,7 @@
             <w:fldChar w:fldCharType="begin"/>
           </w:r>
           <w:r>
-            <w:instrText xml:space="preserve"> PAGEREF _Toc285 \h </w:instrText>
+            <w:instrText xml:space="preserve"> PAGEREF _Toc13075 \h </w:instrText>
           </w:r>
           <w:r>
             <w:fldChar w:fldCharType="separate"/>
@@ -4278,7 +4278,7 @@
               <w:rFonts w:hint="default"/>
               <w:lang w:val="en-US" w:eastAsia="zh-CN"/>
             </w:rPr>
-            <w:instrText xml:space="preserve"> HYPERLINK \l _Toc4822 </w:instrText>
+            <w:instrText xml:space="preserve"> HYPERLINK \l _Toc22974 </w:instrText>
           </w:r>
           <w:r>
             <w:rPr>
@@ -4301,7 +4301,7 @@
             <w:fldChar w:fldCharType="begin"/>
           </w:r>
           <w:r>
-            <w:instrText xml:space="preserve"> PAGEREF _Toc4822 \h </w:instrText>
+            <w:instrText xml:space="preserve"> PAGEREF _Toc22974 \h </w:instrText>
           </w:r>
           <w:r>
             <w:fldChar w:fldCharType="separate"/>
@@ -4339,7 +4339,7 @@
               <w:rFonts w:hint="default"/>
               <w:lang w:val="en-US" w:eastAsia="zh-CN"/>
             </w:rPr>
-            <w:instrText xml:space="preserve"> HYPERLINK \l _Toc32113 </w:instrText>
+            <w:instrText xml:space="preserve"> HYPERLINK \l _Toc2222 </w:instrText>
           </w:r>
           <w:r>
             <w:rPr>
@@ -4369,7 +4369,7 @@
             <w:fldChar w:fldCharType="begin"/>
           </w:r>
           <w:r>
-            <w:instrText xml:space="preserve"> PAGEREF _Toc32113 \h </w:instrText>
+            <w:instrText xml:space="preserve"> PAGEREF _Toc2222 \h </w:instrText>
           </w:r>
           <w:r>
             <w:fldChar w:fldCharType="separate"/>
@@ -4463,7 +4463,7 @@
           <w:lang w:val="en-US" w:eastAsia="zh-CN"/>
         </w:rPr>
       </w:pPr>
-      <w:bookmarkStart w:id="4" w:name="_Toc30545"/>
+      <w:bookmarkStart w:id="4" w:name="_Toc11147"/>
       <w:r>
         <w:rPr>
           <w:rFonts w:hint="default"/>
@@ -4542,7 +4542,7 @@
           <w:lang w:val="en-US" w:eastAsia="zh-CN"/>
         </w:rPr>
       </w:pPr>
-      <w:bookmarkStart w:id="5" w:name="_Toc22575"/>
+      <w:bookmarkStart w:id="5" w:name="_Toc14547"/>
       <w:r>
         <w:rPr>
           <w:rFonts w:hint="default"/>
@@ -4726,7 +4726,7 @@
           <w:lang w:val="en-US" w:eastAsia="zh-CN"/>
         </w:rPr>
       </w:pPr>
-      <w:bookmarkStart w:id="6" w:name="_Toc4803"/>
+      <w:bookmarkStart w:id="6" w:name="_Toc24626"/>
       <w:r>
         <w:rPr>
           <w:rFonts w:hint="default"/>
@@ -4745,7 +4745,7 @@
           <w:lang w:val="en-US" w:eastAsia="zh-CN"/>
         </w:rPr>
       </w:pPr>
-      <w:bookmarkStart w:id="7" w:name="_Toc6896"/>
+      <w:bookmarkStart w:id="7" w:name="_Toc28320"/>
       <w:r>
         <w:rPr>
           <w:rFonts w:hint="default"/>
@@ -4974,7 +4974,7 @@
           <w:lang w:val="en-US" w:eastAsia="zh-CN"/>
         </w:rPr>
       </w:pPr>
-      <w:bookmarkStart w:id="8" w:name="_Toc11357"/>
+      <w:bookmarkStart w:id="8" w:name="_Toc7971"/>
       <w:r>
         <w:rPr>
           <w:rFonts w:hint="default"/>
@@ -5143,7 +5143,7 @@
           <w:lang w:val="en-US" w:eastAsia="zh-CN"/>
         </w:rPr>
       </w:pPr>
-      <w:bookmarkStart w:id="9" w:name="_Toc17700"/>
+      <w:bookmarkStart w:id="9" w:name="_Toc32229"/>
       <w:r>
         <w:rPr>
           <w:rFonts w:hint="eastAsia"/>
@@ -5437,7 +5437,7 @@
           <w:lang w:val="en-US" w:eastAsia="zh-CN"/>
         </w:rPr>
       </w:pPr>
-      <w:bookmarkStart w:id="10" w:name="_Toc29397"/>
+      <w:bookmarkStart w:id="10" w:name="_Toc17845"/>
       <w:r>
         <w:rPr>
           <w:rFonts w:hint="default"/>
@@ -5567,7 +5567,7 @@
           <w:lang w:val="en-US" w:eastAsia="zh-CN"/>
         </w:rPr>
       </w:pPr>
-      <w:bookmarkStart w:id="11" w:name="_Toc9250"/>
+      <w:bookmarkStart w:id="11" w:name="_Toc25393"/>
       <w:r>
         <w:rPr>
           <w:rFonts w:hint="default"/>
@@ -5648,7 +5648,7 @@
           <w:lang w:val="en-US" w:eastAsia="zh-CN"/>
         </w:rPr>
       </w:pPr>
-      <w:bookmarkStart w:id="12" w:name="_Toc14798"/>
+      <w:bookmarkStart w:id="12" w:name="_Toc2152"/>
       <w:r>
         <w:rPr>
           <w:rFonts w:hint="default"/>
@@ -5727,7 +5727,7 @@
           <w:lang w:val="en-US" w:eastAsia="zh-CN"/>
         </w:rPr>
       </w:pPr>
-      <w:bookmarkStart w:id="13" w:name="_Toc12796"/>
+      <w:bookmarkStart w:id="13" w:name="_Toc19056"/>
       <w:r>
         <w:rPr>
           <w:rFonts w:hint="default"/>
@@ -5806,7 +5806,7 @@
           <w:lang w:val="en-US" w:eastAsia="zh-CN"/>
         </w:rPr>
       </w:pPr>
-      <w:bookmarkStart w:id="14" w:name="_Toc15374"/>
+      <w:bookmarkStart w:id="14" w:name="_Toc12091"/>
       <w:r>
         <w:rPr>
           <w:rFonts w:hint="default"/>
@@ -7276,7 +7276,7 @@
           <w:lang w:val="en-US" w:eastAsia="zh-CN"/>
         </w:rPr>
       </w:pPr>
-      <w:bookmarkStart w:id="15" w:name="_Toc11127"/>
+      <w:bookmarkStart w:id="15" w:name="_Toc100"/>
       <w:r>
         <w:rPr>
           <w:rFonts w:hint="default"/>
@@ -7361,7 +7361,7 @@
           <w:lang w:val="en-US" w:eastAsia="zh-CN"/>
         </w:rPr>
       </w:pPr>
-      <w:bookmarkStart w:id="16" w:name="_Toc17422"/>
+      <w:bookmarkStart w:id="16" w:name="_Toc19902"/>
       <w:r>
         <w:rPr>
           <w:rFonts w:hint="default"/>
@@ -7458,6 +7458,44 @@
         </w:rPr>
         <w:t>工程师对事件最终分类准确性负责。</w:t>
       </w:r>
+    </w:p>
+    <w:p>
+      <w:pPr>
+        <w:rPr>
+          <w:rFonts w:hint="default"/>
+          <w:lang w:val="en-US" w:eastAsia="zh-CN"/>
+        </w:rPr>
+      </w:pPr>
+      <w:r>
+        <w:rPr>
+          <w:rFonts w:hint="default"/>
+          <w:lang w:val="en-US" w:eastAsia="zh-CN"/>
+        </w:rPr>
+        <w:br w:type="page"/>
+      </w:r>
+    </w:p>
+    <w:p>
+      <w:pPr>
+        <w:pStyle w:val="29"/>
+        <w:keepNext w:val="0"/>
+        <w:keepLines w:val="0"/>
+        <w:pageBreakBefore w:val="0"/>
+        <w:widowControl w:val="0"/>
+        <w:kinsoku w:val="0"/>
+        <w:wordWrap/>
+        <w:overflowPunct/>
+        <w:topLinePunct w:val="0"/>
+        <w:autoSpaceDE w:val="0"/>
+        <w:autoSpaceDN w:val="0"/>
+        <w:bidi w:val="0"/>
+        <w:adjustRightInd w:val="0"/>
+        <w:snapToGrid w:val="0"/>
+        <w:textAlignment w:val="baseline"/>
+        <w:rPr>
+          <w:rFonts w:hint="default"/>
+          <w:lang w:val="en-US" w:eastAsia="zh-CN"/>
+        </w:rPr>
+      </w:pPr>
     </w:p>
     <w:tbl>
       <w:tblPr>
@@ -7802,7 +7840,7 @@
           <w:lang w:val="en-US" w:eastAsia="zh-CN"/>
         </w:rPr>
       </w:pPr>
-      <w:bookmarkStart w:id="17" w:name="_Toc22218"/>
+      <w:bookmarkStart w:id="17" w:name="_Toc9442"/>
       <w:r>
         <w:rPr>
           <w:rFonts w:hint="default"/>
@@ -8341,7 +8379,7 @@
           <w:lang w:val="en-US" w:eastAsia="zh-CN"/>
         </w:rPr>
       </w:pPr>
-      <w:bookmarkStart w:id="18" w:name="_Toc5697"/>
+      <w:bookmarkStart w:id="18" w:name="_Toc7375"/>
       <w:r>
         <w:rPr>
           <w:rFonts w:hint="default"/>
@@ -8485,7 +8523,7 @@
           <w:lang w:val="en-US" w:eastAsia="zh-CN"/>
         </w:rPr>
       </w:pPr>
-      <w:bookmarkStart w:id="19" w:name="_Toc2376"/>
+      <w:bookmarkStart w:id="19" w:name="_Toc19500"/>
       <w:r>
         <w:rPr>
           <w:rFonts w:hint="default"/>
@@ -8959,7 +8997,7 @@
           <w:lang w:val="en-US" w:eastAsia="zh-CN"/>
         </w:rPr>
       </w:pPr>
-      <w:bookmarkStart w:id="20" w:name="_Toc4763"/>
+      <w:bookmarkStart w:id="20" w:name="_Toc2847"/>
       <w:r>
         <w:rPr>
           <w:rFonts w:hint="default"/>
@@ -9030,7 +9068,7 @@
           <w:lang w:val="en-US" w:eastAsia="zh-CN"/>
         </w:rPr>
       </w:pPr>
-      <w:bookmarkStart w:id="21" w:name="_Toc11104"/>
+      <w:bookmarkStart w:id="21" w:name="_Toc28630"/>
       <w:r>
         <w:rPr>
           <w:rFonts w:hint="default"/>
@@ -9062,7 +9100,6 @@
           <w:lang w:val="en-US" w:eastAsia="zh-CN"/>
         </w:rPr>
       </w:pPr>
-      <w:bookmarkStart w:id="35" w:name="_GoBack"/>
       <w:r>
         <w:rPr>
           <w:rFonts w:hint="default"/>
@@ -9255,7 +9292,6 @@
         <w:t>未解决则申请调用厂商支持。</w:t>
       </w:r>
     </w:p>
-    <w:bookmarkEnd w:id="35"/>
     <w:p>
       <w:pPr>
         <w:pStyle w:val="29"/>
@@ -9325,7 +9361,7 @@
           <w:lang w:val="en-US" w:eastAsia="zh-CN"/>
         </w:rPr>
       </w:pPr>
-      <w:bookmarkStart w:id="22" w:name="_Toc28424"/>
+      <w:bookmarkStart w:id="22" w:name="_Toc751"/>
       <w:r>
         <w:rPr>
           <w:rFonts w:hint="default"/>
@@ -9404,7 +9440,7 @@
           <w:lang w:val="en-US" w:eastAsia="zh-CN"/>
         </w:rPr>
       </w:pPr>
-      <w:bookmarkStart w:id="23" w:name="_Toc13721"/>
+      <w:bookmarkStart w:id="23" w:name="_Toc21529"/>
       <w:r>
         <w:rPr>
           <w:rFonts w:hint="default"/>
@@ -9475,7 +9511,7 @@
           <w:lang w:val="en-US" w:eastAsia="zh-CN"/>
         </w:rPr>
       </w:pPr>
-      <w:bookmarkStart w:id="24" w:name="_Toc15102"/>
+      <w:bookmarkStart w:id="24" w:name="_Toc5800"/>
       <w:r>
         <w:rPr>
           <w:rFonts w:hint="default"/>
@@ -9511,7 +9547,7 @@
           <w:lang w:val="en-US" w:eastAsia="zh-CN"/>
         </w:rPr>
       </w:pPr>
-      <w:bookmarkStart w:id="25" w:name="_Toc13938"/>
+      <w:bookmarkStart w:id="25" w:name="_Toc27783"/>
       <w:r>
         <w:rPr>
           <w:rFonts w:hint="default"/>
@@ -9543,7 +9579,7 @@
           <w:lang w:val="en-US" w:eastAsia="zh-CN"/>
         </w:rPr>
       </w:pPr>
-      <w:bookmarkStart w:id="26" w:name="_Toc7255"/>
+      <w:bookmarkStart w:id="26" w:name="_Toc4918"/>
       <w:r>
         <w:rPr>
           <w:rStyle w:val="44"/>
@@ -9584,7 +9620,7 @@
           <w:lang w:val="en-US" w:eastAsia="zh-CN"/>
         </w:rPr>
       </w:pPr>
-      <w:bookmarkStart w:id="27" w:name="_Toc12374"/>
+      <w:bookmarkStart w:id="27" w:name="_Toc25458"/>
       <w:r>
         <w:rPr>
           <w:rFonts w:hint="default"/>
@@ -9641,7 +9677,7 @@
           <w:lang w:val="en-US" w:eastAsia="zh-CN"/>
         </w:rPr>
       </w:pPr>
-      <w:bookmarkStart w:id="28" w:name="_Toc30721"/>
+      <w:bookmarkStart w:id="28" w:name="_Toc11863"/>
       <w:r>
         <w:rPr>
           <w:rFonts w:hint="default"/>
@@ -9660,7 +9696,7 @@
           <w:lang w:val="en-US" w:eastAsia="zh-CN"/>
         </w:rPr>
       </w:pPr>
-      <w:bookmarkStart w:id="29" w:name="_Toc22521"/>
+      <w:bookmarkStart w:id="29" w:name="_Toc16779"/>
       <w:r>
         <w:rPr>
           <w:rFonts w:hint="default"/>
@@ -9709,7 +9745,7 @@
           <w:lang w:val="en-US" w:eastAsia="zh-CN"/>
         </w:rPr>
       </w:pPr>
-      <w:bookmarkStart w:id="30" w:name="_Toc3415"/>
+      <w:bookmarkStart w:id="30" w:name="_Toc30776"/>
       <w:r>
         <w:rPr>
           <w:rFonts w:hint="default"/>
@@ -9758,7 +9794,7 @@
           <w:lang w:val="en-US" w:eastAsia="zh-CN"/>
         </w:rPr>
       </w:pPr>
-      <w:bookmarkStart w:id="31" w:name="_Toc16093"/>
+      <w:bookmarkStart w:id="31" w:name="_Toc24453"/>
       <w:r>
         <w:rPr>
           <w:rFonts w:hint="default"/>
@@ -9895,7 +9931,7 @@
           <w:lang w:val="en-US" w:eastAsia="zh-CN"/>
         </w:rPr>
       </w:pPr>
-      <w:bookmarkStart w:id="32" w:name="_Toc285"/>
+      <w:bookmarkStart w:id="32" w:name="_Toc13075"/>
       <w:r>
         <w:rPr>
           <w:rFonts w:hint="eastAsia"/>
@@ -10404,7 +10440,7 @@
           <w:lang w:val="en-US" w:eastAsia="zh-CN"/>
         </w:rPr>
       </w:pPr>
-      <w:bookmarkStart w:id="33" w:name="_Toc4822"/>
+      <w:bookmarkStart w:id="33" w:name="_Toc22974"/>
       <w:r>
         <w:rPr>
           <w:rFonts w:hint="default"/>
@@ -10539,7 +10575,7 @@
           <w:lang w:val="en-US" w:eastAsia="zh-CN"/>
         </w:rPr>
       </w:pPr>
-      <w:bookmarkStart w:id="34" w:name="_Toc32113"/>
+      <w:bookmarkStart w:id="34" w:name="_Toc2222"/>
       <w:r>
         <w:rPr>
           <w:rFonts w:hint="eastAsia"/>
@@ -10732,7 +10768,17 @@
                 <w:vertAlign w:val="baseline"/>
                 <w:lang w:val="en-US" w:eastAsia="zh-CN"/>
               </w:rPr>
-              <w:t>事件响应及时率</w:t>
+              <w:t>事件及时响应</w:t>
+            </w:r>
+            <w:bookmarkStart w:id="35" w:name="_GoBack"/>
+            <w:bookmarkEnd w:id="35"/>
+            <w:r>
+              <w:rPr>
+                <w:rFonts w:hint="eastAsia"/>
+                <w:vertAlign w:val="baseline"/>
+                <w:lang w:val="en-US" w:eastAsia="zh-CN"/>
+              </w:rPr>
+              <w:t>率</w:t>
             </w:r>
           </w:p>
         </w:tc>
